--- a/hub/files/PA5_Assignment_Template.docx
+++ b/hub/files/PA5_Assignment_Template.docx
@@ -15,7 +15,7 @@
         <w:rPr>
           <w:i/>
         </w:rPr>
-        <w:t>Template version 2026-10-05. Fill in this file only and upload it as your Canvas submission (.docx). The instructions and rubric are in the assignment brief; nothing from the brief needs to be copied here.</w:t>
+        <w:t>Template version 2026-10-07. Fill in this file only and upload it as your Canvas submission (.docx). The instructions and rubric are in the assignment brief; nothing from the brief needs to be copied here.</w:t>
       </w:r>
     </w:p>
     <w:tbl>
